--- a/docs/Ronda - Propuesta comercial.docx
+++ b/docs/Ronda - Propuesta comercial.docx
@@ -180,7 +180,7 @@
                 <w:sz w:val="21"/>
                 <w:szCs w:val="21"/>
               </w:rPr>
-              <w:t xml:space="preserve">[Nombre de la propietaria] — [Nombre del bar], [Ciudad]</w:t>
+              <w:t xml:space="preserve">[Nombre de la propietaria] — [Nombre del bar], Bogotá D.C., Colombia</w:t>
             </w:r>
           </w:p>
         </w:tc>
@@ -226,7 +226,7 @@
                 <w:sz w:val="21"/>
                 <w:szCs w:val="21"/>
               </w:rPr>
-              <w:t xml:space="preserve">[Su nombre / empresa]</w:t>
+              <w:t xml:space="preserve">Richard Malagón</w:t>
             </w:r>
           </w:p>
         </w:tc>
@@ -272,7 +272,7 @@
                 <w:sz w:val="21"/>
                 <w:szCs w:val="21"/>
               </w:rPr>
-              <w:t xml:space="preserve">[teléfono] · [correo]</w:t>
+              <w:t xml:space="preserve">300 000 0000 · correo@ejemplo.com</w:t>
             </w:r>
           </w:p>
         </w:tc>
@@ -5592,7 +5592,7 @@
                 <w:sz w:val="21"/>
                 <w:szCs w:val="21"/>
               </w:rPr>
-              <w:t xml:space="preserve">[Su nombre / empresa]</w:t>
+              <w:t xml:space="preserve">Richard Malagón</w:t>
             </w:r>
           </w:p>
         </w:tc>
@@ -5644,7 +5644,7 @@
                 <w:sz w:val="21"/>
                 <w:szCs w:val="21"/>
               </w:rPr>
-              <w:t xml:space="preserve">[teléfono] · [correo]</w:t>
+              <w:t xml:space="preserve">300 000 0000 · correo@ejemplo.com</w:t>
             </w:r>
           </w:p>
         </w:tc>
@@ -5737,7 +5737,7 @@
         <w:sz w:val="18"/>
         <w:szCs w:val="18"/>
       </w:rPr>
-      <w:t xml:space="preserve">[Su nombre / empresa] · [teléfono] · [correo]   ·   </w:t>
+      <w:t xml:space="preserve">Richard Malagón · 300 000 0000 · correo@ejemplo.com   ·   </w:t>
     </w:r>
     <w:r>
       <w:rPr>

--- a/docs/Ronda - Propuesta comercial.docx
+++ b/docs/Ronda - Propuesta comercial.docx
@@ -272,7 +272,7 @@
                 <w:sz w:val="21"/>
                 <w:szCs w:val="21"/>
               </w:rPr>
-              <w:t xml:space="preserve">300 000 0000 · correo@ejemplo.com</w:t>
+              <w:t xml:space="preserve">311 575 9679 · malagonrichar13@gmail.com</w:t>
             </w:r>
           </w:p>
         </w:tc>
@@ -3033,44 +3033,6 @@
           <w:sz w:val="22"/>
           <w:szCs w:val="22"/>
         </w:rPr>
-        <w:t xml:space="preserve">Equipos: computador, tablet, celular o impresora.</w:t>
-      </w:r>
-    </w:p>
-    <w:p>
-      <w:pPr>
-        <w:pStyle w:val="ListParagraph"/>
-        <w:numPr>
-          <w:ilvl w:val="0"/>
-          <w:numId w:val="1"/>
-        </w:numPr>
-        <w:spacing w:after="80" w:line="288"/>
-      </w:pPr>
-      <w:r>
-        <w:rPr>
-          <w:rFonts w:ascii="Calibri" w:cs="Calibri" w:eastAsia="Calibri" w:hAnsi="Calibri"/>
-          <w:color w:val="52586B"/>
-          <w:sz w:val="22"/>
-          <w:szCs w:val="22"/>
-        </w:rPr>
-        <w:t xml:space="preserve">Servicio de internet ni instalación de red.</w:t>
-      </w:r>
-    </w:p>
-    <w:p>
-      <w:pPr>
-        <w:pStyle w:val="ListParagraph"/>
-        <w:numPr>
-          <w:ilvl w:val="0"/>
-          <w:numId w:val="1"/>
-        </w:numPr>
-        <w:spacing w:after="80" w:line="288"/>
-      </w:pPr>
-      <w:r>
-        <w:rPr>
-          <w:rFonts w:ascii="Calibri" w:cs="Calibri" w:eastAsia="Calibri" w:hAnsi="Calibri"/>
-          <w:color w:val="52586B"/>
-          <w:sz w:val="22"/>
-          <w:szCs w:val="22"/>
-        </w:rPr>
         <w:t xml:space="preserve">Integración con datáfonos o pasarelas de pago.</w:t>
       </w:r>
     </w:p>
@@ -5644,7 +5606,7 @@
                 <w:sz w:val="21"/>
                 <w:szCs w:val="21"/>
               </w:rPr>
-              <w:t xml:space="preserve">300 000 0000 · correo@ejemplo.com</w:t>
+              <w:t xml:space="preserve">311 575 9679 · malagonrichar13@gmail.com</w:t>
             </w:r>
           </w:p>
         </w:tc>
@@ -5737,7 +5699,7 @@
         <w:sz w:val="18"/>
         <w:szCs w:val="18"/>
       </w:rPr>
-      <w:t xml:space="preserve">Richard Malagón · 300 000 0000 · correo@ejemplo.com   ·   </w:t>
+      <w:t xml:space="preserve">Richard Malagón · 311 575 9679 · malagonrichar13@gmail.com   ·   </w:t>
     </w:r>
     <w:r>
       <w:rPr>
